--- a/slides_intro/Google_ADK_mapa_kurzu.docx
+++ b/slides_intro/Google_ADK_mapa_kurzu.docx
@@ -813,7 +813,7 @@
           <w:color w:val="202428"/>
           <w:sz w:val="20"/>
         </w:rPr>
-        <w:t>Ponáhľate sa?  Rýchla cesta kurzom (~1 hodina): M01 → M02 → M05 → M11.</w:t>
+        <w:t>Ponáhľate sa?  Rýchla cesta kurzom (~2 hodiny, jeden kľúč): M01 → M02 → M05 → M06.</w:t>
       </w:r>
     </w:p>
     <w:p>

--- a/slides_intro/Google_ADK_mapa_kurzu.docx
+++ b/slides_intro/Google_ADK_mapa_kurzu.docx
@@ -137,7 +137,7 @@
                 <w:i/>
                 <w:color w:val="5F6368"/>
               </w:rPr>
-              <w:t>Function-calling loop z minulého kurzu funguje — ale schému, dispatch aj slučku píšete ručne, pre každý projekt odznova.</w:t>
+              <w:t>Function-calling loop z minulého kurzu funguje — ale schému, tabuľku funkcií aj slučku píšete ručne, pre každý projekt odznova.</w:t>
             </w:r>
           </w:p>
         </w:tc>
@@ -756,7 +756,7 @@
                 <w:b/>
                 <w:color w:val="202428"/>
               </w:rPr>
-              <w:t>M11–M14 · Časť 2 (samoštúdium)</w:t>
+              <w:t>M11–M13 · Časť 2 (samoštúdium)</w:t>
             </w:r>
           </w:p>
         </w:tc>
@@ -797,7 +797,7 @@
               <w:rPr>
                 <w:color w:val="202428"/>
               </w:rPr>
-              <w:t>Grounding cez Google Search, thinking budgets, hlas naživo, protokol A2A — ochutnáme M11, zvyšok je samoštúdium.</w:t>
+              <w:t>Grounding cez Google Search, thinking budgets, protokol A2A — ochutnáme M11, zvyšok je samoštúdium.</w:t>
             </w:r>
           </w:p>
         </w:tc>

--- a/slides_intro/Google_ADK_mapa_kurzu.docx
+++ b/slides_intro/Google_ADK_mapa_kurzu.docx
@@ -813,7 +813,7 @@
           <w:color w:val="202428"/>
           <w:sz w:val="20"/>
         </w:rPr>
-        <w:t>Ponáhľate sa?  Rýchla cesta kurzom (~2 hodiny, jeden kľúč): M01 → M02 → M05 → M06.</w:t>
+        <w:t>Ponáhľate sa?  Rýchla cesta kurzom (~2,5 hodiny, jeden kľúč): M01 → M02 → M05 → M06 → M07.</w:t>
       </w:r>
     </w:p>
     <w:p>
